--- a/report_template/template_main/gLS5_rummage_simple_v2.3.0.docx
+++ b/report_template/template_main/gLS5_rummage_simple_v2.3.0.docx
@@ -269,8 +269,21 @@
                 <w:sz w:val="28"/>
                 <w:szCs w:val="28"/>
               </w:rPr>
-              <w:t>检测总览</w:t>
-            </w:r>
+              <w:t>检测总</w:t>
+            </w:r>
+            <w:proofErr w:type="gramStart"/>
+            <w:r>
+              <w:rPr>
+                <w:rFonts w:ascii="思源黑体 CN Bold" w:eastAsia="思源黑体 CN Bold" w:hAnsi="思源黑体 CN Bold" w:hint="eastAsia"/>
+                <w:b/>
+                <w:bCs/>
+                <w:color w:val="1E7648"/>
+                <w:sz w:val="28"/>
+                <w:szCs w:val="28"/>
+              </w:rPr>
+              <w:t>览</w:t>
+            </w:r>
+            <w:proofErr w:type="gramEnd"/>
           </w:p>
         </w:tc>
       </w:tr>
@@ -1122,7 +1135,25 @@
                 <w:sz w:val="17"/>
                 <w:szCs w:val="17"/>
               </w:rPr>
-              <w:t>本产品可用于结直肠癌、子宫内膜癌等实体瘤患者或有恶性肿瘤家族史的健康人的林奇综合征遗传基因筛检，以及明确林奇综合征诊断。</w:t>
+              <w:t>本产品</w:t>
+            </w:r>
+            <w:proofErr w:type="gramStart"/>
+            <w:r>
+              <w:rPr>
+                <w:rFonts w:ascii="思源黑体 CN Normal" w:eastAsia="思源黑体 CN Normal" w:hAnsi="思源黑体 CN Normal" w:hint="eastAsia"/>
+                <w:sz w:val="17"/>
+                <w:szCs w:val="17"/>
+              </w:rPr>
+              <w:t>可用于结直肠癌</w:t>
+            </w:r>
+            <w:proofErr w:type="gramEnd"/>
+            <w:r>
+              <w:rPr>
+                <w:rFonts w:ascii="思源黑体 CN Normal" w:eastAsia="思源黑体 CN Normal" w:hAnsi="思源黑体 CN Normal" w:hint="eastAsia"/>
+                <w:sz w:val="17"/>
+                <w:szCs w:val="17"/>
+              </w:rPr>
+              <w:t>、子宫内膜癌等实体瘤患者或有恶性肿瘤家族史的健康人的林奇综合征遗传基因筛检，以及明确林奇综合征诊断。</w:t>
             </w:r>
           </w:p>
         </w:tc>
@@ -6347,7 +6378,7 @@
           <w:sz w:val="16"/>
           <w:szCs w:val="16"/>
         </w:rPr>
-        <w:t>{%if [</w:t>
+        <w:t>{{</w:t>
       </w:r>
       <w:proofErr w:type="spellStart"/>
       <w:r>
@@ -6356,7 +6387,7 @@
           <w:sz w:val="16"/>
           <w:szCs w:val="16"/>
         </w:rPr>
-        <w:t>sample.json_batch_name</w:t>
+        <w:t>sample.association.ACMG</w:t>
       </w:r>
       <w:proofErr w:type="spellEnd"/>
       <w:r>
@@ -6365,7 +6396,7 @@
           <w:sz w:val="16"/>
           <w:szCs w:val="16"/>
         </w:rPr>
-        <w:t>, “v1.1.0”]|</w:t>
+        <w:t>}}、{{</w:t>
       </w:r>
       <w:proofErr w:type="spellStart"/>
       <w:r>
@@ -6374,7 +6405,7 @@
           <w:sz w:val="16"/>
           <w:szCs w:val="16"/>
         </w:rPr>
-        <w:t>judge_version</w:t>
+        <w:t>sample.association.AMP</w:t>
       </w:r>
       <w:proofErr w:type="spellEnd"/>
       <w:r>
@@ -6383,7 +6414,79 @@
           <w:sz w:val="16"/>
           <w:szCs w:val="16"/>
         </w:rPr>
-        <w:t>%}、大片段缺失（large deletion）{%endif%}</w:t>
+        <w:t>}}、{{</w:t>
+      </w:r>
+      <w:proofErr w:type="spellStart"/>
+      <w:r>
+        <w:rPr>
+          <w:rFonts w:ascii="思源黑体 CN Normal" w:eastAsia="思源黑体 CN Normal" w:hAnsi="思源黑体 CN Normal"/>
+          <w:sz w:val="16"/>
+          <w:szCs w:val="16"/>
+        </w:rPr>
+        <w:t>sample.association.CAP</w:t>
+      </w:r>
+      <w:proofErr w:type="spellEnd"/>
+      <w:r>
+        <w:rPr>
+          <w:rFonts w:ascii="思源黑体 CN Normal" w:eastAsia="思源黑体 CN Normal" w:hAnsi="思源黑体 CN Normal"/>
+          <w:sz w:val="16"/>
+          <w:szCs w:val="16"/>
+        </w:rPr>
+        <w:t>}}发布的{{</w:t>
+      </w:r>
+      <w:proofErr w:type="spellStart"/>
+      <w:r>
+        <w:rPr>
+          <w:rFonts w:ascii="思源黑体 CN Normal" w:eastAsia="思源黑体 CN Normal" w:hAnsi="思源黑体 CN Normal"/>
+          <w:sz w:val="16"/>
+          <w:szCs w:val="16"/>
+        </w:rPr>
+        <w:t>sample.guideline.germline_var</w:t>
+      </w:r>
+      <w:proofErr w:type="spellEnd"/>
+      <w:r>
+        <w:rPr>
+          <w:rFonts w:ascii="思源黑体 CN Normal" w:eastAsia="思源黑体 CN Normal" w:hAnsi="思源黑体 CN Normal"/>
+          <w:sz w:val="16"/>
+          <w:szCs w:val="16"/>
+        </w:rPr>
+        <w:t>}}及</w:t>
+      </w:r>
+      <w:proofErr w:type="spellStart"/>
+      <w:r>
+        <w:rPr>
+          <w:rFonts w:ascii="思源黑体 CN Normal" w:eastAsia="思源黑体 CN Normal" w:hAnsi="思源黑体 CN Normal"/>
+          <w:sz w:val="16"/>
+          <w:szCs w:val="16"/>
+        </w:rPr>
+        <w:t>ClinGen</w:t>
+      </w:r>
+      <w:proofErr w:type="spellEnd"/>
+      <w:r>
+        <w:rPr>
+          <w:rFonts w:ascii="思源黑体 CN Normal" w:eastAsia="思源黑体 CN Normal" w:hAnsi="思源黑体 CN Normal"/>
+          <w:sz w:val="16"/>
+          <w:szCs w:val="16"/>
+        </w:rPr>
+        <w:t>专家</w:t>
+      </w:r>
+      <w:proofErr w:type="gramStart"/>
+      <w:r>
+        <w:rPr>
+          <w:rFonts w:ascii="思源黑体 CN Normal" w:eastAsia="思源黑体 CN Normal" w:hAnsi="思源黑体 CN Normal"/>
+          <w:sz w:val="16"/>
+          <w:szCs w:val="16"/>
+        </w:rPr>
+        <w:t>组发布</w:t>
+      </w:r>
+      <w:proofErr w:type="gramEnd"/>
+      <w:r>
+        <w:rPr>
+          <w:rFonts w:ascii="思源黑体 CN Normal" w:eastAsia="思源黑体 CN Normal" w:hAnsi="思源黑体 CN Normal"/>
+          <w:sz w:val="16"/>
+          <w:szCs w:val="16"/>
+        </w:rPr>
+        <w:t>的特殊基因变异解读指南</w:t>
       </w:r>
       <w:r>
         <w:rPr>
@@ -7695,6 +7798,7 @@
                 <w:sz w:val="17"/>
                 <w:szCs w:val="17"/>
               </w:rPr>
+              <w:lastRenderedPageBreak/>
               <w:t>{</w:t>
             </w:r>
             <w:r>
@@ -7773,16 +7877,7 @@
                 <w:sz w:val="17"/>
                 <w:szCs w:val="17"/>
               </w:rPr>
-              <w:t xml:space="preserve">)) or </w:t>
-            </w:r>
-            <w:r>
-              <w:rPr>
-                <w:rFonts w:ascii="思源黑体 CN Normal" w:eastAsia="思源黑体 CN Normal" w:hAnsi="思源黑体 CN Normal"/>
-                <w:sz w:val="17"/>
-                <w:szCs w:val="17"/>
-              </w:rPr>
-              <w:lastRenderedPageBreak/>
-              <w:t>“</w:t>
+              <w:t>)) or “</w:t>
             </w:r>
             <w:r>
               <w:rPr>
@@ -7874,7 +7969,6 @@
                 <w:sz w:val="17"/>
                 <w:szCs w:val="17"/>
               </w:rPr>
-              <w:lastRenderedPageBreak/>
               <w:t>治疗策略</w:t>
             </w:r>
           </w:p>
@@ -12064,7 +12158,29 @@
                 <w:szCs w:val="17"/>
                 <w:lang w:bidi="ar"/>
               </w:rPr>
-              <w:t>均一性</w:t>
+              <w:t>均</w:t>
+            </w:r>
+            <w:proofErr w:type="gramStart"/>
+            <w:r>
+              <w:rPr>
+                <w:rFonts w:ascii="思源黑体 CN Normal" w:eastAsia="思源黑体 CN Normal" w:hAnsi="思源黑体 CN Normal" w:cs="思源黑体 CN Light" w:hint="eastAsia"/>
+                <w:kern w:val="0"/>
+                <w:sz w:val="17"/>
+                <w:szCs w:val="17"/>
+                <w:lang w:bidi="ar"/>
+              </w:rPr>
+              <w:t>一</w:t>
+            </w:r>
+            <w:proofErr w:type="gramEnd"/>
+            <w:r>
+              <w:rPr>
+                <w:rFonts w:ascii="思源黑体 CN Normal" w:eastAsia="思源黑体 CN Normal" w:hAnsi="思源黑体 CN Normal" w:cs="思源黑体 CN Light" w:hint="eastAsia"/>
+                <w:kern w:val="0"/>
+                <w:sz w:val="17"/>
+                <w:szCs w:val="17"/>
+                <w:lang w:bidi="ar"/>
+              </w:rPr>
+              <w:t>性</w:t>
             </w:r>
             <w:r>
               <w:rPr>
@@ -12692,7 +12808,25 @@
           <w:sz w:val="16"/>
           <w:szCs w:val="16"/>
         </w:rPr>
-        <w:t>覆盖度：检测到的区域占目标区域的比例；</w:t>
+        <w:t>覆盖度：检测到的区域</w:t>
+      </w:r>
+      <w:proofErr w:type="gramStart"/>
+      <w:r>
+        <w:rPr>
+          <w:rFonts w:ascii="思源黑体 CN Normal" w:eastAsia="思源黑体 CN Normal" w:hAnsi="思源黑体 CN Normal" w:hint="eastAsia"/>
+          <w:sz w:val="16"/>
+          <w:szCs w:val="16"/>
+        </w:rPr>
+        <w:t>占目标</w:t>
+      </w:r>
+      <w:proofErr w:type="gramEnd"/>
+      <w:r>
+        <w:rPr>
+          <w:rFonts w:ascii="思源黑体 CN Normal" w:eastAsia="思源黑体 CN Normal" w:hAnsi="思源黑体 CN Normal" w:hint="eastAsia"/>
+          <w:sz w:val="16"/>
+          <w:szCs w:val="16"/>
+        </w:rPr>
+        <w:t>区域的比例；</w:t>
       </w:r>
     </w:p>
     <w:p>
@@ -12715,7 +12849,25 @@
           <w:sz w:val="16"/>
           <w:szCs w:val="16"/>
         </w:rPr>
-        <w:t>均一性：整体目标区域中，测序深度超过平均深度</w:t>
+        <w:t>均</w:t>
+      </w:r>
+      <w:proofErr w:type="gramStart"/>
+      <w:r>
+        <w:rPr>
+          <w:rFonts w:ascii="思源黑体 CN Normal" w:eastAsia="思源黑体 CN Normal" w:hAnsi="思源黑体 CN Normal" w:hint="eastAsia"/>
+          <w:sz w:val="16"/>
+          <w:szCs w:val="16"/>
+        </w:rPr>
+        <w:t>一</w:t>
+      </w:r>
+      <w:proofErr w:type="gramEnd"/>
+      <w:r>
+        <w:rPr>
+          <w:rFonts w:ascii="思源黑体 CN Normal" w:eastAsia="思源黑体 CN Normal" w:hAnsi="思源黑体 CN Normal" w:hint="eastAsia"/>
+          <w:sz w:val="16"/>
+          <w:szCs w:val="16"/>
+        </w:rPr>
+        <w:t>性：整体目标区域中，测序深度超过平均深度</w:t>
       </w:r>
       <w:r>
         <w:rPr>
@@ -12810,7 +12962,25 @@
           <w:sz w:val="16"/>
           <w:szCs w:val="16"/>
         </w:rPr>
-        <w:t>/”，表示此质控项并非本检测的必要质控项，结果仅供参考；</w:t>
+        <w:t>/”，表示此质</w:t>
+      </w:r>
+      <w:proofErr w:type="gramStart"/>
+      <w:r>
+        <w:rPr>
+          <w:rFonts w:ascii="思源黑体 CN Normal" w:eastAsia="思源黑体 CN Normal" w:hAnsi="思源黑体 CN Normal"/>
+          <w:sz w:val="16"/>
+          <w:szCs w:val="16"/>
+        </w:rPr>
+        <w:t>控项并非</w:t>
+      </w:r>
+      <w:proofErr w:type="gramEnd"/>
+      <w:r>
+        <w:rPr>
+          <w:rFonts w:ascii="思源黑体 CN Normal" w:eastAsia="思源黑体 CN Normal" w:hAnsi="思源黑体 CN Normal"/>
+          <w:sz w:val="16"/>
+          <w:szCs w:val="16"/>
+        </w:rPr>
+        <w:t>本检测的必要质控项，结果仅供参考；</w:t>
       </w:r>
     </w:p>
     <w:p>
@@ -13869,7 +14039,25 @@
           <w:sz w:val="16"/>
           <w:szCs w:val="16"/>
         </w:rPr>
-        <w:t>NCCN Clinical Practice Guidelines in Oncology-Colon Cancer. (version 4.2023)[EB/OL]. http://www.nccn.org</w:t>
+        <w:t xml:space="preserve">NCCN Clinical Practice Guidelines in Oncology-Colon Cancer. (version </w:t>
+      </w:r>
+      <w:proofErr w:type="gramStart"/>
+      <w:r>
+        <w:rPr>
+          <w:rFonts w:ascii="思源黑体 CN Normal" w:eastAsia="思源黑体 CN Normal" w:hAnsi="思源黑体 CN Normal"/>
+          <w:sz w:val="16"/>
+          <w:szCs w:val="16"/>
+        </w:rPr>
+        <w:t>4.2023)[</w:t>
+      </w:r>
+      <w:proofErr w:type="gramEnd"/>
+      <w:r>
+        <w:rPr>
+          <w:rFonts w:ascii="思源黑体 CN Normal" w:eastAsia="思源黑体 CN Normal" w:hAnsi="思源黑体 CN Normal"/>
+          <w:sz w:val="16"/>
+          <w:szCs w:val="16"/>
+        </w:rPr>
+        <w:t>EB/OL]. http://www.nccn.org</w:t>
       </w:r>
     </w:p>
     <w:p>
@@ -13892,7 +14080,25 @@
           <w:sz w:val="16"/>
           <w:szCs w:val="16"/>
         </w:rPr>
-        <w:t>NCCN Clinical Practice Guidelines in Oncology-Uterine Neoplasms. (version 1.2024)[EB/OL]. http://www.nccn.org</w:t>
+        <w:t xml:space="preserve">NCCN Clinical Practice Guidelines in Oncology-Uterine Neoplasms. (version </w:t>
+      </w:r>
+      <w:proofErr w:type="gramStart"/>
+      <w:r>
+        <w:rPr>
+          <w:rFonts w:ascii="思源黑体 CN Normal" w:eastAsia="思源黑体 CN Normal" w:hAnsi="思源黑体 CN Normal"/>
+          <w:sz w:val="16"/>
+          <w:szCs w:val="16"/>
+        </w:rPr>
+        <w:t>1.2024)[</w:t>
+      </w:r>
+      <w:proofErr w:type="gramEnd"/>
+      <w:r>
+        <w:rPr>
+          <w:rFonts w:ascii="思源黑体 CN Normal" w:eastAsia="思源黑体 CN Normal" w:hAnsi="思源黑体 CN Normal"/>
+          <w:sz w:val="16"/>
+          <w:szCs w:val="16"/>
+        </w:rPr>
+        <w:t>EB/OL]. http://www.nccn.org</w:t>
       </w:r>
     </w:p>
     <w:p>
@@ -13982,7 +14188,241 @@
           <w:sz w:val="16"/>
           <w:szCs w:val="16"/>
         </w:rPr>
-        <w:t>, 沈亦平, 邬玲仟, 陈少科, 陈子江, 方向东, 傅松滨, 龚瑶琴, 黄国英, 黄国宁, 黄荷凤, 黄山, 郝晓柯 12, 冀小平, 李红, 梁波, 廖灿, 乔杰, 苏海翔, 魏军, 王磊, 王树玉, 王晓红, 邢清和, 徐湘民, 袁慧军, 杨正林, 周从容, 周文浩, 曾勇, 张学军, 黄涛生, 郑茜, 秦胜营, 于世辉, 关静, 王洪阳, 王大勇, 赵立东, 王慧君, 孔令印, 宣黎明, 冒燕, 祝轶君, 徐君玲, 王剑青, 王莉, 赵婷, 秦一丁, 夏滢颖, 樊丽霞, 赵丁丁, 邱浩, 贺林.  遗传变异分类标准与指南[J]. 中国科学：生命科学, 2017, 47(6): 668-688.</w:t>
+        <w:t xml:space="preserve">, 沈亦平, 邬玲仟, 陈少科, 陈子江, 方向东, </w:t>
+      </w:r>
+      <w:proofErr w:type="gramStart"/>
+      <w:r>
+        <w:rPr>
+          <w:rFonts w:ascii="思源黑体 CN Normal" w:eastAsia="思源黑体 CN Normal" w:hAnsi="思源黑体 CN Normal"/>
+          <w:sz w:val="16"/>
+          <w:szCs w:val="16"/>
+        </w:rPr>
+        <w:t>傅松滨</w:t>
+      </w:r>
+      <w:proofErr w:type="gramEnd"/>
+      <w:r>
+        <w:rPr>
+          <w:rFonts w:ascii="思源黑体 CN Normal" w:eastAsia="思源黑体 CN Normal" w:hAnsi="思源黑体 CN Normal"/>
+          <w:sz w:val="16"/>
+          <w:szCs w:val="16"/>
+        </w:rPr>
+        <w:t xml:space="preserve">, 龚瑶琴, 黄国英, </w:t>
+      </w:r>
+      <w:proofErr w:type="gramStart"/>
+      <w:r>
+        <w:rPr>
+          <w:rFonts w:ascii="思源黑体 CN Normal" w:eastAsia="思源黑体 CN Normal" w:hAnsi="思源黑体 CN Normal"/>
+          <w:sz w:val="16"/>
+          <w:szCs w:val="16"/>
+        </w:rPr>
+        <w:t>黄国宁</w:t>
+      </w:r>
+      <w:proofErr w:type="gramEnd"/>
+      <w:r>
+        <w:rPr>
+          <w:rFonts w:ascii="思源黑体 CN Normal" w:eastAsia="思源黑体 CN Normal" w:hAnsi="思源黑体 CN Normal"/>
+          <w:sz w:val="16"/>
+          <w:szCs w:val="16"/>
+        </w:rPr>
+        <w:t xml:space="preserve">, </w:t>
+      </w:r>
+      <w:proofErr w:type="gramStart"/>
+      <w:r>
+        <w:rPr>
+          <w:rFonts w:ascii="思源黑体 CN Normal" w:eastAsia="思源黑体 CN Normal" w:hAnsi="思源黑体 CN Normal"/>
+          <w:sz w:val="16"/>
+          <w:szCs w:val="16"/>
+        </w:rPr>
+        <w:t>黄荷凤</w:t>
+      </w:r>
+      <w:proofErr w:type="gramEnd"/>
+      <w:r>
+        <w:rPr>
+          <w:rFonts w:ascii="思源黑体 CN Normal" w:eastAsia="思源黑体 CN Normal" w:hAnsi="思源黑体 CN Normal"/>
+          <w:sz w:val="16"/>
+          <w:szCs w:val="16"/>
+        </w:rPr>
+        <w:t xml:space="preserve">, 黄山, 郝晓柯 12, 冀小平, 李红, 梁波, 廖灿, </w:t>
+      </w:r>
+      <w:proofErr w:type="gramStart"/>
+      <w:r>
+        <w:rPr>
+          <w:rFonts w:ascii="思源黑体 CN Normal" w:eastAsia="思源黑体 CN Normal" w:hAnsi="思源黑体 CN Normal"/>
+          <w:sz w:val="16"/>
+          <w:szCs w:val="16"/>
+        </w:rPr>
+        <w:t>乔杰</w:t>
+      </w:r>
+      <w:proofErr w:type="gramEnd"/>
+      <w:r>
+        <w:rPr>
+          <w:rFonts w:ascii="思源黑体 CN Normal" w:eastAsia="思源黑体 CN Normal" w:hAnsi="思源黑体 CN Normal"/>
+          <w:sz w:val="16"/>
+          <w:szCs w:val="16"/>
+        </w:rPr>
+        <w:t xml:space="preserve">, </w:t>
+      </w:r>
+      <w:proofErr w:type="gramStart"/>
+      <w:r>
+        <w:rPr>
+          <w:rFonts w:ascii="思源黑体 CN Normal" w:eastAsia="思源黑体 CN Normal" w:hAnsi="思源黑体 CN Normal"/>
+          <w:sz w:val="16"/>
+          <w:szCs w:val="16"/>
+        </w:rPr>
+        <w:t>苏海翔</w:t>
+      </w:r>
+      <w:proofErr w:type="gramEnd"/>
+      <w:r>
+        <w:rPr>
+          <w:rFonts w:ascii="思源黑体 CN Normal" w:eastAsia="思源黑体 CN Normal" w:hAnsi="思源黑体 CN Normal"/>
+          <w:sz w:val="16"/>
+          <w:szCs w:val="16"/>
+        </w:rPr>
+        <w:t>, 魏军, 王磊, 王树玉, 王晓红, 邢清和, 徐湘民, 袁慧军, 杨正林, 周从容, 周文</w:t>
+      </w:r>
+      <w:proofErr w:type="gramStart"/>
+      <w:r>
+        <w:rPr>
+          <w:rFonts w:ascii="思源黑体 CN Normal" w:eastAsia="思源黑体 CN Normal" w:hAnsi="思源黑体 CN Normal"/>
+          <w:sz w:val="16"/>
+          <w:szCs w:val="16"/>
+        </w:rPr>
+        <w:t>浩</w:t>
+      </w:r>
+      <w:proofErr w:type="gramEnd"/>
+      <w:r>
+        <w:rPr>
+          <w:rFonts w:ascii="思源黑体 CN Normal" w:eastAsia="思源黑体 CN Normal" w:hAnsi="思源黑体 CN Normal"/>
+          <w:sz w:val="16"/>
+          <w:szCs w:val="16"/>
+        </w:rPr>
+        <w:t xml:space="preserve">, 曾勇, 张学军, </w:t>
+      </w:r>
+      <w:proofErr w:type="gramStart"/>
+      <w:r>
+        <w:rPr>
+          <w:rFonts w:ascii="思源黑体 CN Normal" w:eastAsia="思源黑体 CN Normal" w:hAnsi="思源黑体 CN Normal"/>
+          <w:sz w:val="16"/>
+          <w:szCs w:val="16"/>
+        </w:rPr>
+        <w:t>黄涛生</w:t>
+      </w:r>
+      <w:proofErr w:type="gramEnd"/>
+      <w:r>
+        <w:rPr>
+          <w:rFonts w:ascii="思源黑体 CN Normal" w:eastAsia="思源黑体 CN Normal" w:hAnsi="思源黑体 CN Normal"/>
+          <w:sz w:val="16"/>
+          <w:szCs w:val="16"/>
+        </w:rPr>
+        <w:t xml:space="preserve">, 郑茜, </w:t>
+      </w:r>
+      <w:proofErr w:type="gramStart"/>
+      <w:r>
+        <w:rPr>
+          <w:rFonts w:ascii="思源黑体 CN Normal" w:eastAsia="思源黑体 CN Normal" w:hAnsi="思源黑体 CN Normal"/>
+          <w:sz w:val="16"/>
+          <w:szCs w:val="16"/>
+        </w:rPr>
+        <w:t>秦胜营</w:t>
+      </w:r>
+      <w:proofErr w:type="gramEnd"/>
+      <w:r>
+        <w:rPr>
+          <w:rFonts w:ascii="思源黑体 CN Normal" w:eastAsia="思源黑体 CN Normal" w:hAnsi="思源黑体 CN Normal"/>
+          <w:sz w:val="16"/>
+          <w:szCs w:val="16"/>
+        </w:rPr>
+        <w:t>, 于</w:t>
+      </w:r>
+      <w:proofErr w:type="gramStart"/>
+      <w:r>
+        <w:rPr>
+          <w:rFonts w:ascii="思源黑体 CN Normal" w:eastAsia="思源黑体 CN Normal" w:hAnsi="思源黑体 CN Normal"/>
+          <w:sz w:val="16"/>
+          <w:szCs w:val="16"/>
+        </w:rPr>
+        <w:t>世</w:t>
+      </w:r>
+      <w:proofErr w:type="gramEnd"/>
+      <w:r>
+        <w:rPr>
+          <w:rFonts w:ascii="思源黑体 CN Normal" w:eastAsia="思源黑体 CN Normal" w:hAnsi="思源黑体 CN Normal"/>
+          <w:sz w:val="16"/>
+          <w:szCs w:val="16"/>
+        </w:rPr>
+        <w:t xml:space="preserve">辉, 关静, 王洪阳, 王大勇, 赵立东, 王慧君, </w:t>
+      </w:r>
+      <w:proofErr w:type="gramStart"/>
+      <w:r>
+        <w:rPr>
+          <w:rFonts w:ascii="思源黑体 CN Normal" w:eastAsia="思源黑体 CN Normal" w:hAnsi="思源黑体 CN Normal"/>
+          <w:sz w:val="16"/>
+          <w:szCs w:val="16"/>
+        </w:rPr>
+        <w:t>孔令印</w:t>
+      </w:r>
+      <w:proofErr w:type="gramEnd"/>
+      <w:r>
+        <w:rPr>
+          <w:rFonts w:ascii="思源黑体 CN Normal" w:eastAsia="思源黑体 CN Normal" w:hAnsi="思源黑体 CN Normal"/>
+          <w:sz w:val="16"/>
+          <w:szCs w:val="16"/>
+        </w:rPr>
+        <w:t xml:space="preserve">, 宣黎明, </w:t>
+      </w:r>
+      <w:proofErr w:type="gramStart"/>
+      <w:r>
+        <w:rPr>
+          <w:rFonts w:ascii="思源黑体 CN Normal" w:eastAsia="思源黑体 CN Normal" w:hAnsi="思源黑体 CN Normal"/>
+          <w:sz w:val="16"/>
+          <w:szCs w:val="16"/>
+        </w:rPr>
+        <w:t>冒燕</w:t>
+      </w:r>
+      <w:proofErr w:type="gramEnd"/>
+      <w:r>
+        <w:rPr>
+          <w:rFonts w:ascii="思源黑体 CN Normal" w:eastAsia="思源黑体 CN Normal" w:hAnsi="思源黑体 CN Normal"/>
+          <w:sz w:val="16"/>
+          <w:szCs w:val="16"/>
+        </w:rPr>
+        <w:t xml:space="preserve">, 祝轶君, </w:t>
+      </w:r>
+      <w:proofErr w:type="gramStart"/>
+      <w:r>
+        <w:rPr>
+          <w:rFonts w:ascii="思源黑体 CN Normal" w:eastAsia="思源黑体 CN Normal" w:hAnsi="思源黑体 CN Normal"/>
+          <w:sz w:val="16"/>
+          <w:szCs w:val="16"/>
+        </w:rPr>
+        <w:t>徐君玲</w:t>
+      </w:r>
+      <w:proofErr w:type="gramEnd"/>
+      <w:r>
+        <w:rPr>
+          <w:rFonts w:ascii="思源黑体 CN Normal" w:eastAsia="思源黑体 CN Normal" w:hAnsi="思源黑体 CN Normal"/>
+          <w:sz w:val="16"/>
+          <w:szCs w:val="16"/>
+        </w:rPr>
+        <w:t>, 王剑青, 王莉, 赵婷, 秦</w:t>
+      </w:r>
+      <w:proofErr w:type="gramStart"/>
+      <w:r>
+        <w:rPr>
+          <w:rFonts w:ascii="思源黑体 CN Normal" w:eastAsia="思源黑体 CN Normal" w:hAnsi="思源黑体 CN Normal"/>
+          <w:sz w:val="16"/>
+          <w:szCs w:val="16"/>
+        </w:rPr>
+        <w:t>一</w:t>
+      </w:r>
+      <w:proofErr w:type="gramEnd"/>
+      <w:r>
+        <w:rPr>
+          <w:rFonts w:ascii="思源黑体 CN Normal" w:eastAsia="思源黑体 CN Normal" w:hAnsi="思源黑体 CN Normal"/>
+          <w:sz w:val="16"/>
+          <w:szCs w:val="16"/>
+        </w:rPr>
+        <w:t>丁, 夏滢颖, 樊丽霞, 赵丁丁, 邱浩, 贺林.  遗传变异分类标准与指南[J]. 中国科学：生命科学, 2017, 47(6): 668-688.</w:t>
       </w:r>
     </w:p>
     <w:p>
@@ -14464,6 +14904,27 @@
     <w:p>
       <w:pPr>
         <w:rPr>
+          <w:rFonts w:ascii="思源黑体 CN Bold" w:eastAsia="思源黑体 CN Bold" w:hAnsi="思源黑体 CN Bold" w:cstheme="majorBidi" w:hint="eastAsia"/>
+          <w:b/>
+          <w:bCs/>
+          <w:color w:val="1E7648"/>
+          <w:sz w:val="24"/>
+          <w:szCs w:val="24"/>
+        </w:rPr>
+      </w:pPr>
+      <w:r>
+        <w:rPr>
+          <w:rFonts w:ascii="思源黑体 CN Bold" w:eastAsia="思源黑体 CN Bold" w:hAnsi="思源黑体 CN Bold" w:cstheme="majorBidi" w:hint="eastAsia"/>
+          <w:b/>
+          <w:bCs/>
+          <w:color w:val="1E7648"/>
+          <w:sz w:val="24"/>
+          <w:szCs w:val="24"/>
+        </w:rPr>
+        <w:t>{</w:t>
+      </w:r>
+      <w:r>
+        <w:rPr>
           <w:rFonts w:ascii="思源黑体 CN Bold" w:eastAsia="思源黑体 CN Bold" w:hAnsi="思源黑体 CN Bold" w:cstheme="majorBidi"/>
           <w:b/>
           <w:bCs/>
@@ -14471,7 +14932,8 @@
           <w:sz w:val="24"/>
           <w:szCs w:val="24"/>
         </w:rPr>
-      </w:pPr>
+        <w:t xml:space="preserve">{p </w:t>
+      </w:r>
       <w:r>
         <w:rPr>
           <w:rFonts w:ascii="思源黑体 CN Bold" w:eastAsia="思源黑体 CN Bold" w:hAnsi="思源黑体 CN Bold" w:cstheme="majorBidi" w:hint="eastAsia"/>
@@ -14481,7 +14943,7 @@
           <w:sz w:val="24"/>
           <w:szCs w:val="24"/>
         </w:rPr>
-        <w:t>{</w:t>
+        <w:t>sub</w:t>
       </w:r>
       <w:r>
         <w:rPr>
@@ -14492,18 +14954,7 @@
           <w:sz w:val="24"/>
           <w:szCs w:val="24"/>
         </w:rPr>
-        <w:t xml:space="preserve">{p </w:t>
-      </w:r>
-      <w:r>
-        <w:rPr>
-          <w:rFonts w:ascii="思源黑体 CN Bold" w:eastAsia="思源黑体 CN Bold" w:hAnsi="思源黑体 CN Bold" w:cstheme="majorBidi" w:hint="eastAsia"/>
-          <w:b/>
-          <w:bCs/>
-          <w:color w:val="1E7648"/>
-          <w:sz w:val="24"/>
-          <w:szCs w:val="24"/>
-        </w:rPr>
-        <w:t>sub</w:t>
+        <w:t>doc.</w:t>
       </w:r>
       <w:r>
         <w:rPr>
@@ -14514,7 +14965,7 @@
           <w:sz w:val="24"/>
           <w:szCs w:val="24"/>
         </w:rPr>
-        <w:t>doc.</w:t>
+        <w:t>fix_7_Product_Background_gLS5</w:t>
       </w:r>
       <w:r>
         <w:rPr>
@@ -14525,199 +14976,7 @@
           <w:sz w:val="24"/>
           <w:szCs w:val="24"/>
         </w:rPr>
-        <w:t>fix_7_Product_Background_gLS5</w:t>
-      </w:r>
-      <w:r>
-        <w:rPr>
-          <w:rFonts w:ascii="思源黑体 CN Bold" w:eastAsia="思源黑体 CN Bold" w:hAnsi="思源黑体 CN Bold" w:cstheme="majorBidi"/>
-          <w:b/>
-          <w:bCs/>
-          <w:color w:val="1E7648"/>
-          <w:sz w:val="24"/>
-          <w:szCs w:val="24"/>
-        </w:rPr>
         <w:t>}}</w:t>
-      </w:r>
-    </w:p>
-    <w:p>
-      <w:r>
-        <w:rPr>
-          <w:rFonts w:hint="eastAsia"/>
-          <w:highlight w:val="green"/>
-        </w:rPr>
-        <w:t>{</w:t>
-      </w:r>
-      <w:r>
-        <w:rPr>
-          <w:highlight w:val="green"/>
-        </w:rPr>
-        <w:t xml:space="preserve">%p if not </w:t>
-      </w:r>
-      <w:proofErr w:type="spellStart"/>
-      <w:r>
-        <w:rPr>
-          <w:highlight w:val="green"/>
-        </w:rPr>
-        <w:t>sample.order_type</w:t>
-      </w:r>
-      <w:proofErr w:type="spellEnd"/>
-      <w:r>
-        <w:rPr>
-          <w:highlight w:val="green"/>
-        </w:rPr>
-        <w:t>%</w:t>
-      </w:r>
-      <w:r>
-        <w:rPr>
-          <w:rFonts w:hint="eastAsia"/>
-          <w:highlight w:val="green"/>
-        </w:rPr>
-        <w:t>}</w:t>
-      </w:r>
-    </w:p>
-    <w:p>
-      <w:pPr>
-        <w:rPr>
-          <w:rFonts w:ascii="思源黑体 CN Light" w:eastAsia="思源黑体 CN Light" w:hAnsi="思源黑体 CN Light"/>
-          <w:color w:val="595959" w:themeColor="text1" w:themeTint="A6"/>
-          <w:sz w:val="13"/>
-          <w:szCs w:val="13"/>
-        </w:rPr>
-      </w:pPr>
-      <w:r>
-        <w:rPr>
-          <w:rFonts w:ascii="思源黑体 CN Light" w:eastAsia="思源黑体 CN Light" w:hAnsi="思源黑体 CN Light" w:hint="eastAsia"/>
-          <w:color w:val="595959" w:themeColor="text1" w:themeTint="A6"/>
-          <w:sz w:val="13"/>
-          <w:szCs w:val="13"/>
-          <w:highlight w:val="magenta"/>
-        </w:rPr>
-        <w:t xml:space="preserve">{{r </w:t>
-      </w:r>
-      <w:proofErr w:type="spellStart"/>
-      <w:r>
-        <w:rPr>
-          <w:rFonts w:ascii="思源黑体 CN Light" w:eastAsia="思源黑体 CN Light" w:hAnsi="思源黑体 CN Light" w:hint="eastAsia"/>
-          <w:color w:val="595959" w:themeColor="text1" w:themeTint="A6"/>
-          <w:sz w:val="13"/>
-          <w:szCs w:val="13"/>
-          <w:highlight w:val="magenta"/>
-        </w:rPr>
-        <w:t>page_break</w:t>
-      </w:r>
-      <w:proofErr w:type="spellEnd"/>
-      <w:r>
-        <w:rPr>
-          <w:rFonts w:ascii="思源黑体 CN Light" w:eastAsia="思源黑体 CN Light" w:hAnsi="思源黑体 CN Light" w:hint="eastAsia"/>
-          <w:color w:val="595959" w:themeColor="text1" w:themeTint="A6"/>
-          <w:sz w:val="13"/>
-          <w:szCs w:val="13"/>
-          <w:highlight w:val="magenta"/>
-        </w:rPr>
-        <w:t xml:space="preserve"> }}</w:t>
-      </w:r>
-    </w:p>
-    <w:p>
-      <w:pPr>
-        <w:rPr>
-          <w:rFonts w:ascii="思源黑体 CN Bold" w:eastAsia="思源黑体 CN Bold" w:hAnsi="思源黑体 CN Bold" w:cstheme="majorBidi"/>
-          <w:b/>
-          <w:bCs/>
-          <w:color w:val="1E7648"/>
-          <w:sz w:val="24"/>
-          <w:szCs w:val="24"/>
-        </w:rPr>
-      </w:pPr>
-      <w:r>
-        <w:rPr>
-          <w:rFonts w:ascii="思源黑体 CN Bold" w:eastAsia="思源黑体 CN Bold" w:hAnsi="思源黑体 CN Bold" w:cstheme="majorBidi" w:hint="eastAsia"/>
-          <w:b/>
-          <w:bCs/>
-          <w:color w:val="1E7648"/>
-          <w:sz w:val="24"/>
-          <w:szCs w:val="24"/>
-        </w:rPr>
-        <w:t>{</w:t>
-      </w:r>
-      <w:r>
-        <w:rPr>
-          <w:rFonts w:ascii="思源黑体 CN Bold" w:eastAsia="思源黑体 CN Bold" w:hAnsi="思源黑体 CN Bold" w:cstheme="majorBidi"/>
-          <w:b/>
-          <w:bCs/>
-          <w:color w:val="1E7648"/>
-          <w:sz w:val="24"/>
-          <w:szCs w:val="24"/>
-        </w:rPr>
-        <w:t xml:space="preserve">{p </w:t>
-      </w:r>
-      <w:r>
-        <w:rPr>
-          <w:rFonts w:ascii="思源黑体 CN Bold" w:eastAsia="思源黑体 CN Bold" w:hAnsi="思源黑体 CN Bold" w:cstheme="majorBidi" w:hint="eastAsia"/>
-          <w:b/>
-          <w:bCs/>
-          <w:color w:val="1E7648"/>
-          <w:sz w:val="24"/>
-          <w:szCs w:val="24"/>
-        </w:rPr>
-        <w:t>sub</w:t>
-      </w:r>
-      <w:r>
-        <w:rPr>
-          <w:rFonts w:ascii="思源黑体 CN Bold" w:eastAsia="思源黑体 CN Bold" w:hAnsi="思源黑体 CN Bold" w:cstheme="majorBidi"/>
-          <w:b/>
-          <w:bCs/>
-          <w:color w:val="1E7648"/>
-          <w:sz w:val="24"/>
-          <w:szCs w:val="24"/>
-        </w:rPr>
-        <w:t>doc.</w:t>
-      </w:r>
-      <w:r>
-        <w:rPr>
-          <w:rFonts w:ascii="思源黑体 CN Bold" w:eastAsia="思源黑体 CN Bold" w:hAnsi="思源黑体 CN Bold" w:cstheme="majorBidi"/>
-          <w:b/>
-          <w:bCs/>
-          <w:color w:val="1E7648"/>
-          <w:sz w:val="24"/>
-          <w:szCs w:val="24"/>
-        </w:rPr>
-        <w:t>dyn_8_Other_ReportSecurityCheck</w:t>
-      </w:r>
-      <w:r>
-        <w:rPr>
-          <w:rFonts w:ascii="思源黑体 CN Bold" w:eastAsia="思源黑体 CN Bold" w:hAnsi="思源黑体 CN Bold" w:cstheme="majorBidi"/>
-          <w:b/>
-          <w:bCs/>
-          <w:color w:val="1E7648"/>
-          <w:sz w:val="24"/>
-          <w:szCs w:val="24"/>
-        </w:rPr>
-        <w:t>}}</w:t>
-      </w:r>
-    </w:p>
-    <w:p>
-      <w:pPr>
-        <w:rPr>
-          <w:rFonts w:ascii="思源黑体 CN Bold" w:eastAsia="思源黑体 CN Bold" w:hAnsi="思源黑体 CN Bold" w:cstheme="majorBidi"/>
-          <w:b/>
-          <w:bCs/>
-          <w:color w:val="1E7648"/>
-          <w:sz w:val="24"/>
-          <w:szCs w:val="24"/>
-        </w:rPr>
-      </w:pPr>
-      <w:r>
-        <w:rPr>
-          <w:rFonts w:hint="eastAsia"/>
-          <w:highlight w:val="green"/>
-        </w:rPr>
-        <w:t>{</w:t>
-      </w:r>
-      <w:r>
-        <w:rPr>
-          <w:highlight w:val="green"/>
-        </w:rPr>
-        <w:t>%p endif%}</w:t>
       </w:r>
     </w:p>
     <w:sectPr>
